--- a/source/_static/Usage Guide-Windows-LocalExcelAddin.docx
+++ b/source/_static/Usage Guide-Windows-LocalExcelAddin.docx
@@ -1175,17 +1175,125 @@
           <w:b/>
           <w:bCs/>
         </w:rPr>
-        <w:t>Questions? Email he.yang@wtsolutions.cn</w:t>
-      </w:r>
-    </w:p>
-    <w:p>
-      <w:pPr>
-        <w:rPr>
-          <w:rFonts w:ascii="Arial" w:hAnsi="Arial" w:cs="Arial"/>
+        <w:t xml:space="preserve">Questions? Email </w:t>
+      </w:r>
+      <w:r>
+        <w:rPr>
+          <w:rFonts w:hint="default" w:ascii="Arial Bold" w:hAnsi="Arial Bold" w:cs="Arial Bold"/>
+          <w:b/>
+          <w:bCs/>
+        </w:rPr>
+        <w:fldChar w:fldCharType="begin"/>
+      </w:r>
+      <w:r>
+        <w:rPr>
+          <w:rFonts w:hint="default" w:ascii="Arial Bold" w:hAnsi="Arial Bold" w:cs="Arial Bold"/>
+          <w:b/>
+          <w:bCs/>
+        </w:rPr>
+        <w:instrText xml:space="preserve"> HYPERLINK "mailto:he.yang@wtsolutions.cn" </w:instrText>
+      </w:r>
+      <w:r>
+        <w:rPr>
+          <w:rFonts w:hint="default" w:ascii="Arial Bold" w:hAnsi="Arial Bold" w:cs="Arial Bold"/>
+          <w:b/>
+          <w:bCs/>
+        </w:rPr>
+        <w:fldChar w:fldCharType="separate"/>
+      </w:r>
+      <w:r>
+        <w:rPr>
+          <w:rStyle w:val="18"/>
+          <w:rFonts w:hint="default" w:ascii="Arial Bold" w:hAnsi="Arial Bold" w:cs="Arial Bold"/>
+          <w:b/>
+          <w:bCs/>
+        </w:rPr>
+        <w:t>he.yang@wtsolutions.cn</w:t>
+      </w:r>
+      <w:r>
+        <w:rPr>
+          <w:rFonts w:hint="default" w:ascii="Arial Bold" w:hAnsi="Arial Bold" w:cs="Arial Bold"/>
+          <w:b/>
+          <w:bCs/>
+        </w:rPr>
+        <w:fldChar w:fldCharType="end"/>
+      </w:r>
+    </w:p>
+    <w:p>
+      <w:pPr>
+        <w:rPr>
+          <w:rFonts w:hint="default" w:ascii="Arial" w:hAnsi="Arial" w:cs="Arial"/>
+          <w:lang w:val="en-US"/>
+        </w:rPr>
+      </w:pPr>
+      <w:r>
+        <w:rPr>
+          <w:rFonts w:hint="default" w:ascii="Arial" w:hAnsi="Arial" w:cs="Arial"/>
+          <w:lang w:val="en-US"/>
+        </w:rPr>
+        <w:t xml:space="preserve">Documentation of Excel-to-JSON at </w:t>
+      </w:r>
+      <w:r>
+        <w:rPr>
+          <w:rFonts w:hint="default" w:ascii="Arial" w:hAnsi="Arial" w:cs="Arial"/>
+          <w:lang w:val="en-US"/>
+        </w:rPr>
+        <w:fldChar w:fldCharType="begin"/>
+      </w:r>
+      <w:r>
+        <w:rPr>
+          <w:rFonts w:hint="default" w:ascii="Arial" w:hAnsi="Arial" w:cs="Arial"/>
+          <w:lang w:val="en-US"/>
+        </w:rPr>
+        <w:instrText xml:space="preserve"> HYPERLINK "https://excel-to-json.wtsolutions.cn" </w:instrText>
+      </w:r>
+      <w:r>
+        <w:rPr>
+          <w:rFonts w:hint="default" w:ascii="Arial" w:hAnsi="Arial" w:cs="Arial"/>
+          <w:lang w:val="en-US"/>
+        </w:rPr>
+        <w:fldChar w:fldCharType="separate"/>
+      </w:r>
+      <w:r>
+        <w:rPr>
+          <w:rStyle w:val="18"/>
+          <w:rFonts w:hint="default" w:ascii="Arial" w:hAnsi="Arial" w:cs="Arial"/>
+          <w:lang w:val="en-US"/>
+        </w:rPr>
+        <w:t>https://excel-to-json.wtsolutions.cn</w:t>
+      </w:r>
+      <w:r>
+        <w:rPr>
+          <w:rFonts w:hint="default" w:ascii="Arial" w:hAnsi="Arial" w:cs="Arial"/>
+          <w:lang w:val="en-US"/>
+        </w:rPr>
+        <w:fldChar w:fldCharType="end"/>
+      </w:r>
+      <w:r>
+        <w:rPr>
+          <w:rFonts w:hint="default" w:ascii="Arial" w:hAnsi="Arial" w:cs="Arial"/>
+          <w:lang w:val="en-US"/>
+        </w:rPr>
+        <w:t xml:space="preserve"> </w:t>
+      </w:r>
+    </w:p>
+    <w:p>
+      <w:pPr>
+        <w:rPr>
+          <w:rFonts w:hint="default" w:ascii="Arial Bold" w:hAnsi="Arial Bold" w:cs="Arial Bold"/>
+          <w:b/>
+          <w:bCs/>
         </w:rPr>
       </w:pPr>
       <w:bookmarkStart w:id="0" w:name="_GoBack"/>
       <w:bookmarkEnd w:id="0"/>
+    </w:p>
+    <w:p>
+      <w:pPr>
+        <w:rPr>
+          <w:rFonts w:ascii="Arial" w:hAnsi="Arial" w:cs="Arial"/>
+        </w:rPr>
+      </w:pPr>
     </w:p>
     <w:p>
       <w:pPr>
@@ -1212,7 +1320,7 @@
     <w:sdtPr>
       <w:id w:val="230125461"/>
       <w:docPartObj>
-        <w:docPartGallery w:val="AutoText"/>
+        <w:docPartGallery w:val="autotext"/>
       </w:docPartObj>
     </w:sdtPr>
     <w:sdtContent>
@@ -1220,7 +1328,7 @@
         <w:sdtPr>
           <w:id w:val="1728636285"/>
           <w:docPartObj>
-            <w:docPartGallery w:val="AutoText"/>
+            <w:docPartGallery w:val="autotext"/>
           </w:docPartObj>
         </w:sdtPr>
         <w:sdtContent>
